--- a/Unsorted/Павловск/разрушения/2. Павловск. Разрушения.docx
+++ b/Unsorted/Павловск/разрушения/2. Павловск. Разрушения.docx
@@ -1,6 +1,6 @@
 
 <file path=word/document.xml><?xml version="1.0" encoding="utf-8"?>
-<w:document xmlns:wpc="http://schemas.microsoft.com/office/word/2010/wordprocessingCanvas" xmlns:cx="http://schemas.microsoft.com/office/drawing/2014/chartex" xmlns:mc="http://schemas.openxmlformats.org/markup-compatibility/2006" xmlns:o="urn:schemas-microsoft-com:office:office" xmlns:r="http://schemas.openxmlformats.org/officeDocument/2006/relationships" xmlns:m="http://schemas.openxmlformats.org/officeDocument/2006/math" xmlns:v="urn:schemas-microsoft-com:vml" xmlns:wp14="http://schemas.microsoft.com/office/word/2010/wordprocessingDrawing" xmlns:wp="http://schemas.openxmlformats.org/drawingml/2006/wordprocessingDrawing" xmlns:w10="urn:schemas-microsoft-com:office:word" xmlns:w="http://schemas.openxmlformats.org/wordprocessingml/2006/main" xmlns:w14="http://schemas.microsoft.com/office/word/2010/wordml" xmlns:w15="http://schemas.microsoft.com/office/word/2012/wordml" xmlns:w16se="http://schemas.microsoft.com/office/word/2015/wordml/symex" xmlns:wpg="http://schemas.microsoft.com/office/word/2010/wordprocessingGroup" xmlns:wpi="http://schemas.microsoft.com/office/word/2010/wordprocessingInk" xmlns:wne="http://schemas.microsoft.com/office/word/2006/wordml" xmlns:wps="http://schemas.microsoft.com/office/word/2010/wordprocessingShape" mc:Ignorable="w14 w15 w16se wp14">
+<w:document xmlns:wpc="http://schemas.microsoft.com/office/word/2010/wordprocessingCanvas" xmlns:cx="http://schemas.microsoft.com/office/drawing/2014/chartex" xmlns:cx1="http://schemas.microsoft.com/office/drawing/2015/9/8/chartex" xmlns:mc="http://schemas.openxmlformats.org/markup-compatibility/2006" xmlns:o="urn:schemas-microsoft-com:office:office" xmlns:r="http://schemas.openxmlformats.org/officeDocument/2006/relationships" xmlns:m="http://schemas.openxmlformats.org/officeDocument/2006/math" xmlns:v="urn:schemas-microsoft-com:vml" xmlns:wp14="http://schemas.microsoft.com/office/word/2010/wordprocessingDrawing" xmlns:wp="http://schemas.openxmlformats.org/drawingml/2006/wordprocessingDrawing" xmlns:w10="urn:schemas-microsoft-com:office:word" xmlns:w="http://schemas.openxmlformats.org/wordprocessingml/2006/main" xmlns:w14="http://schemas.microsoft.com/office/word/2010/wordml" xmlns:w15="http://schemas.microsoft.com/office/word/2012/wordml" xmlns:w16se="http://schemas.microsoft.com/office/word/2015/wordml/symex" xmlns:wpg="http://schemas.microsoft.com/office/word/2010/wordprocessingGroup" xmlns:wpi="http://schemas.microsoft.com/office/word/2010/wordprocessingInk" xmlns:wne="http://schemas.microsoft.com/office/word/2006/wordml" xmlns:wps="http://schemas.microsoft.com/office/word/2010/wordprocessingShape" mc:Ignorable="w14 w15 w16se wp14">
   <w:body>
     <w:p>
       <w:pPr>
@@ -18,7 +18,39 @@
           <w:b/>
           <w:sz w:val="24"/>
         </w:rPr>
-        <w:t>ПАВЛОВСК В ГОДЫ ВОЙНЫ: Разрушение дворца и утрата ансамбля (1941–1944 гг.)</w:t>
+        <w:t>Павловск</w:t>
+      </w:r>
+      <w:r>
+        <w:rPr>
+          <w:rFonts w:ascii="Times New Roman" w:hAnsi="Times New Roman" w:cs="Times New Roman"/>
+          <w:b/>
+          <w:sz w:val="24"/>
+        </w:rPr>
+        <w:t xml:space="preserve"> </w:t>
+      </w:r>
+      <w:r>
+        <w:rPr>
+          <w:rFonts w:ascii="Times New Roman" w:hAnsi="Times New Roman" w:cs="Times New Roman"/>
+          <w:b/>
+          <w:sz w:val="24"/>
+        </w:rPr>
+        <w:t>в годы войны</w:t>
+      </w:r>
+      <w:r>
+        <w:rPr>
+          <w:rFonts w:ascii="Times New Roman" w:hAnsi="Times New Roman" w:cs="Times New Roman"/>
+          <w:b/>
+          <w:sz w:val="24"/>
+        </w:rPr>
+        <w:t>.</w:t>
+      </w:r>
+      <w:r>
+        <w:rPr>
+          <w:rFonts w:ascii="Times New Roman" w:hAnsi="Times New Roman" w:cs="Times New Roman"/>
+          <w:b/>
+          <w:sz w:val="24"/>
+        </w:rPr>
+        <w:t xml:space="preserve"> Разрушение дворца и утрата ансамбля (1941–1944 гг.)</w:t>
       </w:r>
     </w:p>
     <w:p>
@@ -47,17 +79,36 @@
           <w:rFonts w:ascii="Times New Roman" w:hAnsi="Times New Roman" w:cs="Times New Roman"/>
           <w:sz w:val="24"/>
         </w:rPr>
-        <w:t>С началом Великой Отечественной войны Павловск оказался в зоне боевых действий и вскоре был оккупирован. Дворец, ещё недавно действовавший как музей, был приспособлен под военные нужды; помещения использовались как казармы, склады и служебные помещения. Довоенное состояние парадных залов и галерей, зафиксированное на фотографиях и акварелях, резко контрастирует с изображениями, сделанными в пе</w:t>
-      </w:r>
-      <w:r>
-        <w:rPr>
-          <w:rFonts w:ascii="Times New Roman" w:hAnsi="Times New Roman" w:cs="Times New Roman"/>
-          <w:sz w:val="24"/>
-        </w:rPr>
-        <w:t>риод и сразу после освобождения.</w:t>
-      </w:r>
-      <w:bookmarkStart w:id="0" w:name="_GoBack"/>
-      <w:bookmarkEnd w:id="0"/>
+        <w:t>С началом Великой Отечественной войны Павловск оказался в зоне боевых действий</w:t>
+      </w:r>
+      <w:r>
+        <w:rPr>
+          <w:rFonts w:ascii="Times New Roman" w:hAnsi="Times New Roman" w:cs="Times New Roman"/>
+          <w:sz w:val="24"/>
+        </w:rPr>
+        <w:t xml:space="preserve">. Сотрудники музея </w:t>
+      </w:r>
+      <w:r>
+        <w:rPr>
+          <w:rFonts w:ascii="Times New Roman" w:hAnsi="Times New Roman" w:cs="Times New Roman"/>
+          <w:sz w:val="24"/>
+        </w:rPr>
+        <w:t xml:space="preserve">приступили к работе по упаковке художественных ценностей и отправке их в эвакуацию. В годы войны коллекции </w:t>
+      </w:r>
+      <w:r>
+        <w:rPr>
+          <w:rFonts w:ascii="Times New Roman" w:hAnsi="Times New Roman" w:cs="Times New Roman"/>
+          <w:sz w:val="24"/>
+        </w:rPr>
+        <w:t>хранились в г. Сарапуле,</w:t>
+      </w:r>
+      <w:r>
+        <w:rPr>
+          <w:rFonts w:ascii="Times New Roman" w:hAnsi="Times New Roman" w:cs="Times New Roman"/>
+          <w:sz w:val="24"/>
+        </w:rPr>
+        <w:t xml:space="preserve"> в Новосибирске, а также в Исаакиевском соборе. </w:t>
+      </w:r>
     </w:p>
     <w:p>
       <w:pPr>
@@ -74,7 +125,128 @@
           <w:rFonts w:ascii="Times New Roman" w:hAnsi="Times New Roman" w:cs="Times New Roman"/>
           <w:sz w:val="24"/>
         </w:rPr>
-        <w:t>Во время оккупации начался целенаправленный грабёж художественных ценностей. Из залов дворца вывозились мебель, живопись, фарфор, текстиль, предметы декоративно-прикладного искусства. Внутренние пространства подвергались разрушению и варварскому обращению. На фотографиях военного времени Греческий зал предстает в виде помещения с обгоревшими или обрушенными поверхностями, лишённого прежнего декоративного строя.</w:t>
+        <w:t>17 сентября 1941 года фашисты вошли в Павловск</w:t>
+      </w:r>
+      <w:r>
+        <w:rPr>
+          <w:rFonts w:ascii="Times New Roman" w:hAnsi="Times New Roman" w:cs="Times New Roman"/>
+          <w:sz w:val="24"/>
+        </w:rPr>
+        <w:t xml:space="preserve">. </w:t>
+      </w:r>
+      <w:r>
+        <w:rPr>
+          <w:rFonts w:ascii="Times New Roman" w:hAnsi="Times New Roman" w:cs="Times New Roman"/>
+          <w:sz w:val="24"/>
+        </w:rPr>
+        <w:t xml:space="preserve">Во дворце </w:t>
+      </w:r>
+      <w:r>
+        <w:rPr>
+          <w:rFonts w:ascii="Times New Roman" w:hAnsi="Times New Roman" w:cs="Times New Roman"/>
+          <w:sz w:val="24"/>
+        </w:rPr>
+        <w:t>разместили</w:t>
+      </w:r>
+      <w:r>
+        <w:rPr>
+          <w:rFonts w:ascii="Times New Roman" w:hAnsi="Times New Roman" w:cs="Times New Roman"/>
+          <w:sz w:val="24"/>
+        </w:rPr>
+        <w:t xml:space="preserve"> штаб гестапо, казармы, офицерский госпиталь, территорию вокруг дворца превратили в запретную зону. </w:t>
+      </w:r>
+      <w:r>
+        <w:rPr>
+          <w:rFonts w:ascii="Times New Roman" w:hAnsi="Times New Roman" w:cs="Times New Roman"/>
+          <w:sz w:val="24"/>
+        </w:rPr>
+        <w:t>Началось методичное разрушение дворцового ансамбля: скульптуры</w:t>
+      </w:r>
+      <w:r>
+        <w:rPr>
+          <w:rFonts w:ascii="Times New Roman" w:hAnsi="Times New Roman" w:cs="Times New Roman"/>
+          <w:sz w:val="24"/>
+        </w:rPr>
+        <w:t xml:space="preserve"> и мраморные вазы были изуродованы, стенная лепка сбита, бр</w:t>
+      </w:r>
+      <w:r>
+        <w:rPr>
+          <w:rFonts w:ascii="Times New Roman" w:hAnsi="Times New Roman" w:cs="Times New Roman"/>
+          <w:sz w:val="24"/>
+        </w:rPr>
+        <w:t xml:space="preserve">онзовые накладки дверей сорваны, </w:t>
+      </w:r>
+      <w:r>
+        <w:rPr>
+          <w:rFonts w:ascii="Times New Roman" w:hAnsi="Times New Roman" w:cs="Times New Roman"/>
+          <w:sz w:val="24"/>
+        </w:rPr>
+        <w:t>двери</w:t>
+      </w:r>
+      <w:r>
+        <w:rPr>
+          <w:rFonts w:ascii="Times New Roman" w:hAnsi="Times New Roman" w:cs="Times New Roman"/>
+          <w:sz w:val="24"/>
+        </w:rPr>
+        <w:t xml:space="preserve"> из древесины редких пород </w:t>
+      </w:r>
+      <w:r>
+        <w:rPr>
+          <w:rFonts w:ascii="Times New Roman" w:hAnsi="Times New Roman" w:cs="Times New Roman"/>
+          <w:sz w:val="24"/>
+        </w:rPr>
+        <w:t>фашисты сняли с петель и использовали вместо кроватей, а некоторые раскололи на дрова.</w:t>
+      </w:r>
+      <w:r>
+        <w:rPr>
+          <w:rFonts w:ascii="Times New Roman" w:hAnsi="Times New Roman" w:cs="Times New Roman"/>
+          <w:sz w:val="24"/>
+        </w:rPr>
+        <w:t xml:space="preserve"> </w:t>
+      </w:r>
+      <w:r>
+        <w:rPr>
+          <w:rFonts w:ascii="Times New Roman" w:hAnsi="Times New Roman" w:cs="Times New Roman"/>
+          <w:sz w:val="24"/>
+        </w:rPr>
+        <w:t>Из залов дворца вывозились мебель, живопись, фарфор, текстиль, предметы де</w:t>
+      </w:r>
+      <w:r>
+        <w:rPr>
+          <w:rFonts w:ascii="Times New Roman" w:hAnsi="Times New Roman" w:cs="Times New Roman"/>
+          <w:sz w:val="24"/>
+        </w:rPr>
+        <w:t xml:space="preserve">коративно-прикладного искусства, была </w:t>
+      </w:r>
+      <w:bookmarkStart w:id="0" w:name="_GoBack"/>
+      <w:bookmarkEnd w:id="0"/>
+      <w:r>
+        <w:rPr>
+          <w:rFonts w:ascii="Times New Roman" w:hAnsi="Times New Roman" w:cs="Times New Roman"/>
+          <w:sz w:val="24"/>
+        </w:rPr>
+        <w:t>разграблена Библиотека</w:t>
+      </w:r>
+      <w:r>
+        <w:rPr>
+          <w:rFonts w:ascii="Times New Roman" w:hAnsi="Times New Roman" w:cs="Times New Roman"/>
+          <w:sz w:val="24"/>
+        </w:rPr>
+        <w:t xml:space="preserve"> Росси</w:t>
+      </w:r>
+      <w:r>
+        <w:rPr>
+          <w:rFonts w:ascii="Times New Roman" w:hAnsi="Times New Roman" w:cs="Times New Roman"/>
+          <w:sz w:val="24"/>
+        </w:rPr>
+        <w:t xml:space="preserve">. </w:t>
+      </w:r>
+      <w:r>
+        <w:rPr>
+          <w:rFonts w:ascii="Times New Roman" w:hAnsi="Times New Roman" w:cs="Times New Roman"/>
+          <w:sz w:val="24"/>
+        </w:rPr>
+        <w:t>Павловский дворец лишился почти 9000 экспонатов.</w:t>
       </w:r>
     </w:p>
     <w:p>
@@ -92,27 +264,6 @@
           <w:rFonts w:ascii="Times New Roman" w:hAnsi="Times New Roman" w:cs="Times New Roman"/>
           <w:sz w:val="24"/>
         </w:rPr>
-        <w:t>Галерея Гонзаго, где ранее развертывались сложные сценографические иллюзии, оказалась повреждённой, с утратой значительной части живописног</w:t>
-      </w:r>
-      <w:r>
-        <w:rPr>
-          <w:rFonts w:ascii="Times New Roman" w:hAnsi="Times New Roman" w:cs="Times New Roman"/>
-          <w:sz w:val="24"/>
-        </w:rPr>
-        <w:t xml:space="preserve">о слоя и архитектурных деталей. </w:t>
-      </w:r>
-      <w:r>
-        <w:rPr>
-          <w:rFonts w:ascii="Times New Roman" w:hAnsi="Times New Roman" w:cs="Times New Roman"/>
-          <w:sz w:val="24"/>
-        </w:rPr>
-        <w:t>Тронный зал и Итальянская галерея, лишённые части отделки, получили серьёзные повреждения от пожара и взрывов. Столовая Камерона, Библиотека и кабинет Павла I, Кавалерский зал на снимках военного времени выглядят как разрушенные или сильно повреждённые интерьеры: обгоревшие перекрытия, обрушенные фрагменты штукатурки, утрата мебели и декоративных элементов. Общие виды дворца фиксируют его в состоянии серьёзных разрушений после пожара и взрывов: выгоревшие перекрытия, провалы кровли, деформированные фасады.</w:t>
-      </w:r>
-      <w:r>
-        <w:rPr>
-          <w:rFonts w:ascii="Times New Roman" w:hAnsi="Times New Roman" w:cs="Times New Roman"/>
-          <w:sz w:val="24"/>
-        </w:rPr>
         <w:t xml:space="preserve"> </w:t>
       </w:r>
       <w:r>
@@ -120,7 +271,14 @@
           <w:rFonts w:ascii="Times New Roman" w:hAnsi="Times New Roman" w:cs="Times New Roman"/>
           <w:sz w:val="24"/>
         </w:rPr>
-        <w:t>Парковая часть ансамбля также понесла тяжёлые утраты. Мавзолей Павла I, оказавшийся в зоне боевых действий и оккупации, подвергся повреждениям, утратил часть декоративных элементов и окружающего ландшафта. Фотографии, сделанные после освобождения, демонстрируют не только разрушения отдельных зданий, но и общую деградацию парковой среды: вырубленный или выгоревший древостой, повреждённые малые архитектурные формы, разрушенные мосты и павильоны.</w:t>
+        <w:t>В Павловском парке было вырублено 70 тысяч деревьев, взорваны мосты, уничтожена мелиоративная система, изуродована траншеями сеть дорог, повреждены павильоны</w:t>
+      </w:r>
+      <w:r>
+        <w:rPr>
+          <w:rFonts w:ascii="Times New Roman" w:hAnsi="Times New Roman" w:cs="Times New Roman"/>
+          <w:sz w:val="24"/>
+        </w:rPr>
+        <w:t xml:space="preserve">. </w:t>
       </w:r>
     </w:p>
     <w:p>
@@ -138,7 +296,127 @@
           <w:rFonts w:ascii="Times New Roman" w:hAnsi="Times New Roman" w:cs="Times New Roman"/>
           <w:sz w:val="24"/>
         </w:rPr>
-        <w:t>В январе 1944 года, после освобождения, перед специалистами предстала картина почти тотального разрушения дворца и значительных повреждений парка. Павловск, ещё недавно являвшийся образцом гармоничной резиденции, оказался в положении памятника, требующего не просто ремонта, а полноценной научной реставрации и воссоздания утраченных элементов.</w:t>
+        <w:t>В</w:t>
+      </w:r>
+      <w:r>
+        <w:rPr>
+          <w:rFonts w:ascii="Times New Roman" w:hAnsi="Times New Roman" w:cs="Times New Roman"/>
+          <w:sz w:val="24"/>
+        </w:rPr>
+        <w:t xml:space="preserve"> январе 1944 года при отступлении фашистов Павловский дворец сильно пострадал от пожара. Отступая, немцы облили стены дворца горючим и проложили бикфордов шнур длиной в 100–200 метров, собираясь взорвать дворец. </w:t>
+      </w:r>
+      <w:r>
+        <w:rPr>
+          <w:rFonts w:ascii="Times New Roman" w:hAnsi="Times New Roman" w:cs="Times New Roman"/>
+          <w:sz w:val="24"/>
+        </w:rPr>
+        <w:t>С</w:t>
+      </w:r>
+      <w:r>
+        <w:rPr>
+          <w:rFonts w:ascii="Times New Roman" w:hAnsi="Times New Roman" w:cs="Times New Roman"/>
+          <w:sz w:val="24"/>
+        </w:rPr>
+        <w:t xml:space="preserve">олдаты, освобождавшие дворец, вовремя увидели горящий шнур и успели его перерезать, в результате дворец </w:t>
+      </w:r>
+      <w:r>
+        <w:rPr>
+          <w:rFonts w:ascii="Times New Roman" w:hAnsi="Times New Roman" w:cs="Times New Roman"/>
+          <w:sz w:val="24"/>
+        </w:rPr>
+        <w:t xml:space="preserve">хоть </w:t>
+      </w:r>
+      <w:r>
+        <w:rPr>
+          <w:rFonts w:ascii="Times New Roman" w:hAnsi="Times New Roman" w:cs="Times New Roman"/>
+          <w:sz w:val="24"/>
+        </w:rPr>
+        <w:t>и был охвачен огнём, взрыв удалось предотвратить.</w:t>
+      </w:r>
+      <w:r>
+        <w:rPr>
+          <w:rFonts w:ascii="Times New Roman" w:hAnsi="Times New Roman" w:cs="Times New Roman"/>
+          <w:sz w:val="24"/>
+        </w:rPr>
+        <w:t xml:space="preserve"> </w:t>
+      </w:r>
+    </w:p>
+    <w:p>
+      <w:pPr>
+        <w:spacing w:after="0" w:line="360" w:lineRule="auto"/>
+        <w:ind w:firstLine="709"/>
+        <w:jc w:val="both"/>
+        <w:rPr>
+          <w:rFonts w:ascii="Times New Roman" w:hAnsi="Times New Roman" w:cs="Times New Roman"/>
+          <w:sz w:val="24"/>
+        </w:rPr>
+      </w:pPr>
+      <w:r>
+        <w:rPr>
+          <w:rFonts w:ascii="Times New Roman" w:hAnsi="Times New Roman" w:cs="Times New Roman"/>
+          <w:sz w:val="24"/>
+        </w:rPr>
+        <w:t>П</w:t>
+      </w:r>
+      <w:r>
+        <w:rPr>
+          <w:rFonts w:ascii="Times New Roman" w:hAnsi="Times New Roman" w:cs="Times New Roman"/>
+          <w:sz w:val="24"/>
+        </w:rPr>
+        <w:t>еред специалистами предстала картина почти тотального разрушения дворца и значительных повреждений парка.</w:t>
+      </w:r>
+      <w:r>
+        <w:rPr>
+          <w:rFonts w:ascii="Times New Roman" w:hAnsi="Times New Roman" w:cs="Times New Roman"/>
+          <w:sz w:val="24"/>
+        </w:rPr>
+        <w:t xml:space="preserve"> </w:t>
+      </w:r>
+      <w:r>
+        <w:rPr>
+          <w:rFonts w:ascii="Times New Roman" w:hAnsi="Times New Roman" w:cs="Times New Roman"/>
+          <w:sz w:val="24"/>
+        </w:rPr>
+        <w:t>О</w:t>
+      </w:r>
+      <w:r>
+        <w:rPr>
+          <w:rFonts w:ascii="Times New Roman" w:hAnsi="Times New Roman" w:cs="Times New Roman"/>
+          <w:sz w:val="24"/>
+        </w:rPr>
+        <w:t xml:space="preserve">т дворца остались обугленные кирпичные стены, крыша сгорела и обвалилась. Кое-где уцелели лепной декор стен и даже часть росписей, но обожжённые лепные детали при прикосновении рассыпались в пыль. </w:t>
+      </w:r>
+      <w:r>
+        <w:rPr>
+          <w:rFonts w:ascii="Times New Roman" w:hAnsi="Times New Roman" w:cs="Times New Roman"/>
+          <w:sz w:val="24"/>
+        </w:rPr>
+        <w:t xml:space="preserve"> </w:t>
+      </w:r>
+    </w:p>
+    <w:p>
+      <w:pPr>
+        <w:spacing w:after="0" w:line="360" w:lineRule="auto"/>
+        <w:ind w:firstLine="709"/>
+        <w:jc w:val="both"/>
+        <w:rPr>
+          <w:rFonts w:ascii="Times New Roman" w:hAnsi="Times New Roman" w:cs="Times New Roman"/>
+          <w:sz w:val="24"/>
+        </w:rPr>
+      </w:pPr>
+      <w:r>
+        <w:rPr>
+          <w:rFonts w:ascii="Times New Roman" w:hAnsi="Times New Roman" w:cs="Times New Roman"/>
+          <w:sz w:val="24"/>
+        </w:rPr>
+        <w:t xml:space="preserve">После освобождения Павловск </w:t>
+      </w:r>
+      <w:r>
+        <w:rPr>
+          <w:rFonts w:ascii="Times New Roman" w:hAnsi="Times New Roman" w:cs="Times New Roman"/>
+          <w:sz w:val="24"/>
+        </w:rPr>
+        <w:t>оказался в положении памятника, требующего не просто ремонта, а полноценной научной реставрации и воссоздания утраченных элементов.</w:t>
       </w:r>
     </w:p>
     <w:sectPr>

--- a/Unsorted/Павловск/разрушения/2. Павловск. Разрушения.docx
+++ b/Unsorted/Павловск/разрушения/2. Павловск. Разрушения.docx
@@ -160,7 +160,21 @@
           <w:rFonts w:ascii="Times New Roman" w:hAnsi="Times New Roman" w:cs="Times New Roman"/>
           <w:sz w:val="24"/>
         </w:rPr>
-        <w:t>Началось методичное разрушение дворцового ансамбля: скульптуры</w:t>
+        <w:t xml:space="preserve">Началось методичное разрушение дворцового ансамбля: </w:t>
+      </w:r>
+      <w:r>
+        <w:rPr>
+          <w:rFonts w:ascii="Times New Roman" w:hAnsi="Times New Roman" w:cs="Times New Roman"/>
+          <w:sz w:val="24"/>
+        </w:rPr>
+        <w:t>«</w:t>
+      </w:r>
+      <w:r>
+        <w:rPr>
+          <w:rFonts w:ascii="Times New Roman" w:hAnsi="Times New Roman" w:cs="Times New Roman"/>
+          <w:sz w:val="24"/>
+        </w:rPr>
+        <w:t>скульптуры</w:t>
       </w:r>
       <w:r>
         <w:rPr>
@@ -195,7 +209,21 @@
           <w:rFonts w:ascii="Times New Roman" w:hAnsi="Times New Roman" w:cs="Times New Roman"/>
           <w:sz w:val="24"/>
         </w:rPr>
-        <w:t>фашисты сняли с петель и использовали вместо кроватей, а некоторые раскололи на дрова.</w:t>
+        <w:t>фашисты сняли с петель и использовали вместо кроватей, а некоторые раскололи на дрова</w:t>
+      </w:r>
+      <w:r>
+        <w:rPr>
+          <w:rFonts w:ascii="Times New Roman" w:hAnsi="Times New Roman" w:cs="Times New Roman"/>
+          <w:sz w:val="24"/>
+        </w:rPr>
+        <w:t>»</w:t>
+      </w:r>
+      <w:r>
+        <w:rPr>
+          <w:rFonts w:ascii="Times New Roman" w:hAnsi="Times New Roman" w:cs="Times New Roman"/>
+          <w:sz w:val="24"/>
+        </w:rPr>
+        <w:t>.</w:t>
       </w:r>
       <w:r>
         <w:rPr>
@@ -209,7 +237,21 @@
           <w:rFonts w:ascii="Times New Roman" w:hAnsi="Times New Roman" w:cs="Times New Roman"/>
           <w:sz w:val="24"/>
         </w:rPr>
-        <w:t>Из залов дворца вывозились мебель, живопись, фарфор, текстиль, предметы де</w:t>
+        <w:t xml:space="preserve">Из залов дворца </w:t>
+      </w:r>
+      <w:r>
+        <w:rPr>
+          <w:rFonts w:ascii="Times New Roman" w:hAnsi="Times New Roman" w:cs="Times New Roman"/>
+          <w:sz w:val="24"/>
+        </w:rPr>
+        <w:t xml:space="preserve">фашисты </w:t>
+      </w:r>
+      <w:r>
+        <w:rPr>
+          <w:rFonts w:ascii="Times New Roman" w:hAnsi="Times New Roman" w:cs="Times New Roman"/>
+          <w:sz w:val="24"/>
+        </w:rPr>
+        <w:t>вывозились мебель, живопись, фарфор, текстиль, предметы де</w:t>
       </w:r>
       <w:r>
         <w:rPr>
@@ -218,8 +260,6 @@
         </w:rPr>
         <w:t xml:space="preserve">коративно-прикладного искусства, была </w:t>
       </w:r>
-      <w:bookmarkStart w:id="0" w:name="_GoBack"/>
-      <w:bookmarkEnd w:id="0"/>
       <w:r>
         <w:rPr>
           <w:rFonts w:ascii="Times New Roman" w:hAnsi="Times New Roman" w:cs="Times New Roman"/>
@@ -264,21 +304,21 @@
           <w:rFonts w:ascii="Times New Roman" w:hAnsi="Times New Roman" w:cs="Times New Roman"/>
           <w:sz w:val="24"/>
         </w:rPr>
-        <w:t xml:space="preserve"> </w:t>
-      </w:r>
-      <w:r>
-        <w:rPr>
-          <w:rFonts w:ascii="Times New Roman" w:hAnsi="Times New Roman" w:cs="Times New Roman"/>
-          <w:sz w:val="24"/>
-        </w:rPr>
-        <w:t>В Павловском парке было вырублено 70 тысяч деревьев, взорваны мосты, уничтожена мелиоративная система, изуродована траншеями сеть дорог, повреждены павильоны</w:t>
-      </w:r>
-      <w:r>
-        <w:rPr>
-          <w:rFonts w:ascii="Times New Roman" w:hAnsi="Times New Roman" w:cs="Times New Roman"/>
-          <w:sz w:val="24"/>
-        </w:rPr>
-        <w:t xml:space="preserve">. </w:t>
+        <w:t xml:space="preserve">Значительная часть Павловского парка была утрачена из-за действий фашистов: они вырубили 70 </w:t>
+      </w:r>
+      <w:r>
+        <w:rPr>
+          <w:rFonts w:ascii="Times New Roman" w:hAnsi="Times New Roman" w:cs="Times New Roman"/>
+          <w:sz w:val="24"/>
+        </w:rPr>
+        <w:t>000</w:t>
+      </w:r>
+      <w:r>
+        <w:rPr>
+          <w:rFonts w:ascii="Times New Roman" w:hAnsi="Times New Roman" w:cs="Times New Roman"/>
+          <w:sz w:val="24"/>
+        </w:rPr>
+        <w:t xml:space="preserve"> деревьев, взорвали мосты, уничтожили мелиоративную систему, изуродовали траншеями сеть дорог и повредили павильоны.</w:t>
       </w:r>
     </w:p>
     <w:p>
@@ -317,21 +357,56 @@
           <w:rFonts w:ascii="Times New Roman" w:hAnsi="Times New Roman" w:cs="Times New Roman"/>
           <w:sz w:val="24"/>
         </w:rPr>
-        <w:t xml:space="preserve">олдаты, освобождавшие дворец, вовремя увидели горящий шнур и успели его перерезать, в результате дворец </w:t>
-      </w:r>
-      <w:r>
-        <w:rPr>
-          <w:rFonts w:ascii="Times New Roman" w:hAnsi="Times New Roman" w:cs="Times New Roman"/>
-          <w:sz w:val="24"/>
-        </w:rPr>
-        <w:t xml:space="preserve">хоть </w:t>
-      </w:r>
-      <w:r>
-        <w:rPr>
-          <w:rFonts w:ascii="Times New Roman" w:hAnsi="Times New Roman" w:cs="Times New Roman"/>
-          <w:sz w:val="24"/>
-        </w:rPr>
-        <w:t>и был охвачен огнём, взрыв удалось предотвратить.</w:t>
+        <w:t>оветские с</w:t>
+      </w:r>
+      <w:r>
+        <w:rPr>
+          <w:rFonts w:ascii="Times New Roman" w:hAnsi="Times New Roman" w:cs="Times New Roman"/>
+          <w:sz w:val="24"/>
+        </w:rPr>
+        <w:t>олдаты, освобожда</w:t>
+      </w:r>
+      <w:r>
+        <w:rPr>
+          <w:rFonts w:ascii="Times New Roman" w:hAnsi="Times New Roman" w:cs="Times New Roman"/>
+          <w:sz w:val="24"/>
+        </w:rPr>
+        <w:t>я</w:t>
+      </w:r>
+      <w:r>
+        <w:rPr>
+          <w:rFonts w:ascii="Times New Roman" w:hAnsi="Times New Roman" w:cs="Times New Roman"/>
+          <w:sz w:val="24"/>
+        </w:rPr>
+        <w:t xml:space="preserve"> дворец, вовремя увидели горящий шнур и успели его перерезать, в результате </w:t>
+      </w:r>
+      <w:r>
+        <w:rPr>
+          <w:rFonts w:ascii="Times New Roman" w:hAnsi="Times New Roman" w:cs="Times New Roman"/>
+          <w:sz w:val="24"/>
+        </w:rPr>
+        <w:t xml:space="preserve">охваченный огнем </w:t>
+      </w:r>
+      <w:r>
+        <w:rPr>
+          <w:rFonts w:ascii="Times New Roman" w:hAnsi="Times New Roman" w:cs="Times New Roman"/>
+          <w:sz w:val="24"/>
+        </w:rPr>
+        <w:t xml:space="preserve">дворец удалось </w:t>
+      </w:r>
+      <w:r>
+        <w:rPr>
+          <w:rFonts w:ascii="Times New Roman" w:hAnsi="Times New Roman" w:cs="Times New Roman"/>
+          <w:sz w:val="24"/>
+        </w:rPr>
+        <w:t>спасти от взрыва и полного разрушения</w:t>
+      </w:r>
+      <w:r>
+        <w:rPr>
+          <w:rFonts w:ascii="Times New Roman" w:hAnsi="Times New Roman" w:cs="Times New Roman"/>
+          <w:sz w:val="24"/>
+        </w:rPr>
+        <w:t>.</w:t>
       </w:r>
       <w:r>
         <w:rPr>
@@ -356,27 +431,6 @@
           <w:rFonts w:ascii="Times New Roman" w:hAnsi="Times New Roman" w:cs="Times New Roman"/>
           <w:sz w:val="24"/>
         </w:rPr>
-        <w:t>П</w:t>
-      </w:r>
-      <w:r>
-        <w:rPr>
-          <w:rFonts w:ascii="Times New Roman" w:hAnsi="Times New Roman" w:cs="Times New Roman"/>
-          <w:sz w:val="24"/>
-        </w:rPr>
-        <w:t>еред специалистами предстала картина почти тотального разрушения дворца и значительных повреждений парка.</w:t>
-      </w:r>
-      <w:r>
-        <w:rPr>
-          <w:rFonts w:ascii="Times New Roman" w:hAnsi="Times New Roman" w:cs="Times New Roman"/>
-          <w:sz w:val="24"/>
-        </w:rPr>
-        <w:t xml:space="preserve"> </w:t>
-      </w:r>
-      <w:r>
-        <w:rPr>
-          <w:rFonts w:ascii="Times New Roman" w:hAnsi="Times New Roman" w:cs="Times New Roman"/>
-          <w:sz w:val="24"/>
-        </w:rPr>
         <w:t>О</w:t>
       </w:r>
       <w:r>
@@ -417,6 +471,74 @@
           <w:sz w:val="24"/>
         </w:rPr>
         <w:t>оказался в положении памятника, требующего не просто ремонта, а полноценной научной реставрации и воссоздания утраченных элементов.</w:t>
+      </w:r>
+    </w:p>
+    <w:p>
+      <w:pPr>
+        <w:spacing w:after="0" w:line="360" w:lineRule="auto"/>
+        <w:ind w:firstLine="709"/>
+        <w:jc w:val="both"/>
+        <w:rPr>
+          <w:rFonts w:ascii="Times New Roman" w:hAnsi="Times New Roman" w:cs="Times New Roman"/>
+          <w:sz w:val="24"/>
+        </w:rPr>
+      </w:pPr>
+      <w:r>
+        <w:rPr>
+          <w:rFonts w:ascii="Times New Roman" w:hAnsi="Times New Roman" w:cs="Times New Roman"/>
+          <w:sz w:val="24"/>
+        </w:rPr>
+        <w:t>Перед специалистами предстала картина почти тотального разрушения дворца и значительных повреждений парка. </w:t>
+      </w:r>
+      <w:r>
+        <w:rPr>
+          <w:rFonts w:ascii="Times New Roman" w:hAnsi="Times New Roman" w:cs="Times New Roman"/>
+          <w:bCs/>
+          <w:sz w:val="24"/>
+        </w:rPr>
+        <w:t xml:space="preserve">Это был </w:t>
+      </w:r>
+      <w:r>
+        <w:rPr>
+          <w:rFonts w:ascii="Times New Roman" w:hAnsi="Times New Roman" w:cs="Times New Roman"/>
+          <w:bCs/>
+          <w:sz w:val="24"/>
+        </w:rPr>
+        <w:t xml:space="preserve">серьезный </w:t>
+      </w:r>
+      <w:r>
+        <w:rPr>
+          <w:rFonts w:ascii="Times New Roman" w:hAnsi="Times New Roman" w:cs="Times New Roman"/>
+          <w:bCs/>
+          <w:sz w:val="24"/>
+        </w:rPr>
+        <w:t xml:space="preserve">вызов для реставраторов, которым предстояло по крупицам возрождать </w:t>
+      </w:r>
+      <w:r>
+        <w:rPr>
+          <w:rFonts w:ascii="Times New Roman" w:hAnsi="Times New Roman" w:cs="Times New Roman"/>
+          <w:bCs/>
+          <w:sz w:val="24"/>
+        </w:rPr>
+        <w:t>величественн</w:t>
+      </w:r>
+      <w:bookmarkStart w:id="0" w:name="_GoBack"/>
+      <w:bookmarkEnd w:id="0"/>
+      <w:r>
+        <w:rPr>
+          <w:rFonts w:ascii="Times New Roman" w:hAnsi="Times New Roman" w:cs="Times New Roman"/>
+          <w:bCs/>
+          <w:sz w:val="24"/>
+        </w:rPr>
+        <w:t>ый облик дворцово-паркового ансамбля</w:t>
+      </w:r>
+      <w:r>
+        <w:rPr>
+          <w:rFonts w:ascii="Times New Roman" w:hAnsi="Times New Roman" w:cs="Times New Roman"/>
+          <w:bCs/>
+          <w:sz w:val="24"/>
+        </w:rPr>
+        <w:t>.</w:t>
       </w:r>
     </w:p>
     <w:sectPr>
@@ -427,6 +549,127 @@
     </w:sectPr>
   </w:body>
 </w:document>
+</file>
+
+<file path=word/numbering.xml><?xml version="1.0" encoding="utf-8"?>
+<w:numbering xmlns:wpc="http://schemas.microsoft.com/office/word/2010/wordprocessingCanvas" xmlns:cx="http://schemas.microsoft.com/office/drawing/2014/chartex" xmlns:cx1="http://schemas.microsoft.com/office/drawing/2015/9/8/chartex" xmlns:mc="http://schemas.openxmlformats.org/markup-compatibility/2006" xmlns:o="urn:schemas-microsoft-com:office:office" xmlns:r="http://schemas.openxmlformats.org/officeDocument/2006/relationships" xmlns:m="http://schemas.openxmlformats.org/officeDocument/2006/math" xmlns:v="urn:schemas-microsoft-com:vml" xmlns:wp14="http://schemas.microsoft.com/office/word/2010/wordprocessingDrawing" xmlns:wp="http://schemas.openxmlformats.org/drawingml/2006/wordprocessingDrawing" xmlns:w10="urn:schemas-microsoft-com:office:word" xmlns:w="http://schemas.openxmlformats.org/wordprocessingml/2006/main" xmlns:w14="http://schemas.microsoft.com/office/word/2010/wordml" xmlns:w15="http://schemas.microsoft.com/office/word/2012/wordml" xmlns:w16se="http://schemas.microsoft.com/office/word/2015/wordml/symex" xmlns:wpg="http://schemas.microsoft.com/office/word/2010/wordprocessingGroup" xmlns:wpi="http://schemas.microsoft.com/office/word/2010/wordprocessingInk" xmlns:wne="http://schemas.microsoft.com/office/word/2006/wordml" xmlns:wps="http://schemas.microsoft.com/office/word/2010/wordprocessingShape" mc:Ignorable="w14 w15 w16se wp14">
+  <w:abstractNum w:abstractNumId="0" w15:restartNumberingAfterBreak="0">
+    <w:nsid w:val="00D768B2"/>
+    <w:multiLevelType w:val="multilevel"/>
+    <w:tmpl w:val="A15E06C0"/>
+    <w:lvl w:ilvl="0">
+      <w:start w:val="1"/>
+      <w:numFmt w:val="decimal"/>
+      <w:lvlText w:val="%1."/>
+      <w:lvlJc w:val="left"/>
+      <w:pPr>
+        <w:tabs>
+          <w:tab w:val="num" w:pos="720"/>
+        </w:tabs>
+        <w:ind w:left="720" w:hanging="360"/>
+      </w:pPr>
+    </w:lvl>
+    <w:lvl w:ilvl="1" w:tentative="1">
+      <w:start w:val="1"/>
+      <w:numFmt w:val="decimal"/>
+      <w:lvlText w:val="%2."/>
+      <w:lvlJc w:val="left"/>
+      <w:pPr>
+        <w:tabs>
+          <w:tab w:val="num" w:pos="1440"/>
+        </w:tabs>
+        <w:ind w:left="1440" w:hanging="360"/>
+      </w:pPr>
+    </w:lvl>
+    <w:lvl w:ilvl="2" w:tentative="1">
+      <w:start w:val="1"/>
+      <w:numFmt w:val="decimal"/>
+      <w:lvlText w:val="%3."/>
+      <w:lvlJc w:val="left"/>
+      <w:pPr>
+        <w:tabs>
+          <w:tab w:val="num" w:pos="2160"/>
+        </w:tabs>
+        <w:ind w:left="2160" w:hanging="360"/>
+      </w:pPr>
+    </w:lvl>
+    <w:lvl w:ilvl="3" w:tentative="1">
+      <w:start w:val="1"/>
+      <w:numFmt w:val="decimal"/>
+      <w:lvlText w:val="%4."/>
+      <w:lvlJc w:val="left"/>
+      <w:pPr>
+        <w:tabs>
+          <w:tab w:val="num" w:pos="2880"/>
+        </w:tabs>
+        <w:ind w:left="2880" w:hanging="360"/>
+      </w:pPr>
+    </w:lvl>
+    <w:lvl w:ilvl="4" w:tentative="1">
+      <w:start w:val="1"/>
+      <w:numFmt w:val="decimal"/>
+      <w:lvlText w:val="%5."/>
+      <w:lvlJc w:val="left"/>
+      <w:pPr>
+        <w:tabs>
+          <w:tab w:val="num" w:pos="3600"/>
+        </w:tabs>
+        <w:ind w:left="3600" w:hanging="360"/>
+      </w:pPr>
+    </w:lvl>
+    <w:lvl w:ilvl="5" w:tentative="1">
+      <w:start w:val="1"/>
+      <w:numFmt w:val="decimal"/>
+      <w:lvlText w:val="%6."/>
+      <w:lvlJc w:val="left"/>
+      <w:pPr>
+        <w:tabs>
+          <w:tab w:val="num" w:pos="4320"/>
+        </w:tabs>
+        <w:ind w:left="4320" w:hanging="360"/>
+      </w:pPr>
+    </w:lvl>
+    <w:lvl w:ilvl="6" w:tentative="1">
+      <w:start w:val="1"/>
+      <w:numFmt w:val="decimal"/>
+      <w:lvlText w:val="%7."/>
+      <w:lvlJc w:val="left"/>
+      <w:pPr>
+        <w:tabs>
+          <w:tab w:val="num" w:pos="5040"/>
+        </w:tabs>
+        <w:ind w:left="5040" w:hanging="360"/>
+      </w:pPr>
+    </w:lvl>
+    <w:lvl w:ilvl="7" w:tentative="1">
+      <w:start w:val="1"/>
+      <w:numFmt w:val="decimal"/>
+      <w:lvlText w:val="%8."/>
+      <w:lvlJc w:val="left"/>
+      <w:pPr>
+        <w:tabs>
+          <w:tab w:val="num" w:pos="5760"/>
+        </w:tabs>
+        <w:ind w:left="5760" w:hanging="360"/>
+      </w:pPr>
+    </w:lvl>
+    <w:lvl w:ilvl="8" w:tentative="1">
+      <w:start w:val="1"/>
+      <w:numFmt w:val="decimal"/>
+      <w:lvlText w:val="%9."/>
+      <w:lvlJc w:val="left"/>
+      <w:pPr>
+        <w:tabs>
+          <w:tab w:val="num" w:pos="6480"/>
+        </w:tabs>
+        <w:ind w:left="6480" w:hanging="360"/>
+      </w:pPr>
+    </w:lvl>
+  </w:abstractNum>
+  <w:num w:numId="1">
+    <w:abstractNumId w:val="0"/>
+  </w:num>
+</w:numbering>
 </file>
 
 <file path=word/styles.xml><?xml version="1.0" encoding="utf-8"?>
@@ -850,6 +1093,72 @@
     <w:semiHidden/>
     <w:unhideWhenUsed/>
   </w:style>
+  <w:style w:type="paragraph" w:customStyle="1" w:styleId="ds-markdown-paragraph">
+    <w:name w:val="ds-markdown-paragraph"/>
+    <w:basedOn w:val="a"/>
+    <w:rsid w:val="005450B4"/>
+    <w:pPr>
+      <w:spacing w:before="100" w:beforeAutospacing="1" w:after="100" w:afterAutospacing="1" w:line="240" w:lineRule="auto"/>
+    </w:pPr>
+    <w:rPr>
+      <w:rFonts w:ascii="Times New Roman" w:eastAsia="Times New Roman" w:hAnsi="Times New Roman" w:cs="Times New Roman"/>
+      <w:sz w:val="24"/>
+      <w:szCs w:val="24"/>
+      <w:lang w:eastAsia="ru-RU"/>
+    </w:rPr>
+  </w:style>
+  <w:style w:type="paragraph" w:styleId="a3">
+    <w:name w:val="List Paragraph"/>
+    <w:basedOn w:val="a"/>
+    <w:uiPriority w:val="34"/>
+    <w:qFormat/>
+    <w:rsid w:val="005450B4"/>
+    <w:pPr>
+      <w:ind w:left="720"/>
+      <w:contextualSpacing/>
+    </w:pPr>
+  </w:style>
+  <w:style w:type="character" w:styleId="a4">
+    <w:name w:val="Strong"/>
+    <w:basedOn w:val="a0"/>
+    <w:uiPriority w:val="22"/>
+    <w:qFormat/>
+    <w:rsid w:val="00062B0B"/>
+    <w:rPr>
+      <w:b/>
+      <w:bCs/>
+    </w:rPr>
+  </w:style>
+  <w:style w:type="paragraph" w:styleId="a5">
+    <w:name w:val="Balloon Text"/>
+    <w:basedOn w:val="a"/>
+    <w:link w:val="a6"/>
+    <w:uiPriority w:val="99"/>
+    <w:semiHidden/>
+    <w:unhideWhenUsed/>
+    <w:rsid w:val="00062B0B"/>
+    <w:pPr>
+      <w:spacing w:after="0" w:line="240" w:lineRule="auto"/>
+    </w:pPr>
+    <w:rPr>
+      <w:rFonts w:ascii="Segoe UI" w:hAnsi="Segoe UI" w:cs="Segoe UI"/>
+      <w:sz w:val="18"/>
+      <w:szCs w:val="18"/>
+    </w:rPr>
+  </w:style>
+  <w:style w:type="character" w:customStyle="1" w:styleId="a6">
+    <w:name w:val="Текст выноски Знак"/>
+    <w:basedOn w:val="a0"/>
+    <w:link w:val="a5"/>
+    <w:uiPriority w:val="99"/>
+    <w:semiHidden/>
+    <w:rsid w:val="00062B0B"/>
+    <w:rPr>
+      <w:rFonts w:ascii="Segoe UI" w:hAnsi="Segoe UI" w:cs="Segoe UI"/>
+      <w:sz w:val="18"/>
+      <w:szCs w:val="18"/>
+    </w:rPr>
+  </w:style>
 </w:styles>
 </file>
 
